--- a/Plantilla_Acta_Visita.docx
+++ b/Plantilla_Acta_Visita.docx
@@ -32,8 +32,9 @@
           <w:sz w:val="16"/>
           <w:shd w:val="clear" w:color="auto" w:fill="F3F3F3"/>
         </w:rPr>
-        <w:t>ACTA Nº</w:t>
-      </w:r>
+        <w:t xml:space="preserve">ACTA </w:t>
+      </w:r>
+      <w:proofErr w:type="spellStart"/>
       <w:r>
         <w:rPr>
           <w:rFonts w:ascii="Century Gothic" w:hAnsi="Century Gothic"/>
@@ -42,6 +43,17 @@
           <w:sz w:val="16"/>
           <w:shd w:val="clear" w:color="auto" w:fill="F3F3F3"/>
         </w:rPr>
+        <w:t>Nº</w:t>
+      </w:r>
+      <w:proofErr w:type="spellEnd"/>
+      <w:r>
+        <w:rPr>
+          <w:rFonts w:ascii="Century Gothic" w:hAnsi="Century Gothic"/>
+          <w:b/>
+          <w:bCs/>
+          <w:sz w:val="16"/>
+          <w:shd w:val="clear" w:color="auto" w:fill="F3F3F3"/>
+        </w:rPr>
         <w:t>:</w:t>
       </w:r>
       <w:r>
@@ -62,7 +74,29 @@
           <w:sz w:val="16"/>
           <w:shd w:val="clear" w:color="auto" w:fill="F3F3F3"/>
         </w:rPr>
-        <w:t>{actaNum}</w:t>
+        <w:t>{</w:t>
+      </w:r>
+      <w:proofErr w:type="spellStart"/>
+      <w:r>
+        <w:rPr>
+          <w:rFonts w:ascii="Century Gothic" w:hAnsi="Century Gothic"/>
+          <w:b/>
+          <w:bCs/>
+          <w:sz w:val="16"/>
+          <w:shd w:val="clear" w:color="auto" w:fill="F3F3F3"/>
+        </w:rPr>
+        <w:t>actaNum</w:t>
+      </w:r>
+      <w:proofErr w:type="spellEnd"/>
+      <w:r>
+        <w:rPr>
+          <w:rFonts w:ascii="Century Gothic" w:hAnsi="Century Gothic"/>
+          <w:b/>
+          <w:bCs/>
+          <w:sz w:val="16"/>
+          <w:shd w:val="clear" w:color="auto" w:fill="F3F3F3"/>
+        </w:rPr>
+        <w:t>}</w:t>
       </w:r>
       <w:r>
         <w:rPr>
@@ -404,7 +438,29 @@
           <w:sz w:val="16"/>
           <w:shd w:val="clear" w:color="auto" w:fill="F3F3F3"/>
         </w:rPr>
-        <w:t>{direccion}</w:t>
+        <w:t>{</w:t>
+      </w:r>
+      <w:proofErr w:type="spellStart"/>
+      <w:r>
+        <w:rPr>
+          <w:rFonts w:ascii="Century Gothic" w:hAnsi="Century Gothic"/>
+          <w:b/>
+          <w:bCs/>
+          <w:sz w:val="16"/>
+          <w:shd w:val="clear" w:color="auto" w:fill="F3F3F3"/>
+        </w:rPr>
+        <w:t>direccion</w:t>
+      </w:r>
+      <w:proofErr w:type="spellEnd"/>
+      <w:r>
+        <w:rPr>
+          <w:rFonts w:ascii="Century Gothic" w:hAnsi="Century Gothic"/>
+          <w:b/>
+          <w:bCs/>
+          <w:sz w:val="16"/>
+          <w:shd w:val="clear" w:color="auto" w:fill="F3F3F3"/>
+        </w:rPr>
+        <w:t>}</w:t>
       </w:r>
     </w:p>
     <w:p>
@@ -505,7 +561,27 @@
           <w:sz w:val="16"/>
           <w:shd w:val="clear" w:color="auto" w:fill="F3F3F3"/>
         </w:rPr>
-        <w:t>{repreEstudio}</w:t>
+        <w:t>{</w:t>
+      </w:r>
+      <w:proofErr w:type="spellStart"/>
+      <w:r>
+        <w:rPr>
+          <w:b/>
+          <w:bCs/>
+          <w:sz w:val="16"/>
+          <w:shd w:val="clear" w:color="auto" w:fill="F3F3F3"/>
+        </w:rPr>
+        <w:t>repreEstudio</w:t>
+      </w:r>
+      <w:proofErr w:type="spellEnd"/>
+      <w:r>
+        <w:rPr>
+          <w:b/>
+          <w:bCs/>
+          <w:sz w:val="16"/>
+          <w:shd w:val="clear" w:color="auto" w:fill="F3F3F3"/>
+        </w:rPr>
+        <w:t>}</w:t>
       </w:r>
     </w:p>
     <w:p>
@@ -550,7 +626,27 @@
           <w:sz w:val="16"/>
           <w:shd w:val="clear" w:color="auto" w:fill="F3F3F3"/>
         </w:rPr>
-        <w:t>{EmpConst}</w:t>
+        <w:t>{</w:t>
+      </w:r>
+      <w:proofErr w:type="spellStart"/>
+      <w:r>
+        <w:rPr>
+          <w:b/>
+          <w:bCs/>
+          <w:sz w:val="16"/>
+          <w:shd w:val="clear" w:color="auto" w:fill="F3F3F3"/>
+        </w:rPr>
+        <w:t>EmpConst</w:t>
+      </w:r>
+      <w:proofErr w:type="spellEnd"/>
+      <w:r>
+        <w:rPr>
+          <w:b/>
+          <w:bCs/>
+          <w:sz w:val="16"/>
+          <w:shd w:val="clear" w:color="auto" w:fill="F3F3F3"/>
+        </w:rPr>
+        <w:t>}</w:t>
       </w:r>
     </w:p>
     <w:p>
@@ -685,7 +781,27 @@
           <w:sz w:val="16"/>
           <w:shd w:val="clear" w:color="auto" w:fill="F3F3F3"/>
         </w:rPr>
-        <w:t>{estadoTrabajos}</w:t>
+        <w:t>{</w:t>
+      </w:r>
+      <w:proofErr w:type="spellStart"/>
+      <w:r>
+        <w:rPr>
+          <w:b/>
+          <w:bCs/>
+          <w:sz w:val="16"/>
+          <w:shd w:val="clear" w:color="auto" w:fill="F3F3F3"/>
+        </w:rPr>
+        <w:t>estadoTrabajos</w:t>
+      </w:r>
+      <w:proofErr w:type="spellEnd"/>
+      <w:r>
+        <w:rPr>
+          <w:b/>
+          <w:bCs/>
+          <w:sz w:val="16"/>
+          <w:shd w:val="clear" w:color="auto" w:fill="F3F3F3"/>
+        </w:rPr>
+        <w:t>}</w:t>
       </w:r>
       <w:r>
         <w:rPr>
@@ -1130,7 +1246,23 @@
           <w:sz w:val="18"/>
           <w:szCs w:val="18"/>
         </w:rPr>
-        <w:t>{firmaConstructora}</w:t>
+        <w:t>{</w:t>
+      </w:r>
+      <w:proofErr w:type="spellStart"/>
+      <w:r>
+        <w:rPr>
+          <w:sz w:val="18"/>
+          <w:szCs w:val="18"/>
+        </w:rPr>
+        <w:t>firmaConstructora</w:t>
+      </w:r>
+      <w:proofErr w:type="spellEnd"/>
+      <w:r>
+        <w:rPr>
+          <w:sz w:val="18"/>
+          <w:szCs w:val="18"/>
+        </w:rPr>
+        <w:t>}</w:t>
       </w:r>
       <w:r>
         <w:rPr>
@@ -1193,7 +1325,23 @@
           <w:sz w:val="18"/>
           <w:szCs w:val="18"/>
         </w:rPr>
-        <w:t>{firmaPropiedad}</w:t>
+        <w:t>{</w:t>
+      </w:r>
+      <w:proofErr w:type="spellStart"/>
+      <w:r>
+        <w:rPr>
+          <w:sz w:val="18"/>
+          <w:szCs w:val="18"/>
+        </w:rPr>
+        <w:t>firmaPropiedad</w:t>
+      </w:r>
+      <w:proofErr w:type="spellEnd"/>
+      <w:r>
+        <w:rPr>
+          <w:sz w:val="18"/>
+          <w:szCs w:val="18"/>
+        </w:rPr>
+        <w:t>}</w:t>
       </w:r>
       <w:r>
         <w:rPr>
@@ -1228,7 +1376,23 @@
           <w:sz w:val="18"/>
           <w:szCs w:val="18"/>
         </w:rPr>
-        <w:t>{firmaDireccion}</w:t>
+        <w:t>{</w:t>
+      </w:r>
+      <w:proofErr w:type="spellStart"/>
+      <w:r>
+        <w:rPr>
+          <w:sz w:val="18"/>
+          <w:szCs w:val="18"/>
+        </w:rPr>
+        <w:t>firmaDireccion</w:t>
+      </w:r>
+      <w:proofErr w:type="spellEnd"/>
+      <w:r>
+        <w:rPr>
+          <w:sz w:val="18"/>
+          <w:szCs w:val="18"/>
+        </w:rPr>
+        <w:t>}</w:t>
       </w:r>
       <w:r>
         <w:rPr>
@@ -1270,7 +1434,23 @@
           <w:sz w:val="18"/>
           <w:szCs w:val="18"/>
         </w:rPr>
-        <w:t>{dniConstructora}</w:t>
+        <w:t>{</w:t>
+      </w:r>
+      <w:proofErr w:type="spellStart"/>
+      <w:r>
+        <w:rPr>
+          <w:sz w:val="18"/>
+          <w:szCs w:val="18"/>
+        </w:rPr>
+        <w:t>dniConstructora</w:t>
+      </w:r>
+      <w:proofErr w:type="spellEnd"/>
+      <w:r>
+        <w:rPr>
+          <w:sz w:val="18"/>
+          <w:szCs w:val="18"/>
+        </w:rPr>
+        <w:t>}</w:t>
       </w:r>
       <w:r>
         <w:rPr>
@@ -1301,7 +1481,23 @@
           <w:sz w:val="18"/>
           <w:szCs w:val="18"/>
         </w:rPr>
-        <w:t>{dniPropiedad}</w:t>
+        <w:t>{</w:t>
+      </w:r>
+      <w:proofErr w:type="spellStart"/>
+      <w:r>
+        <w:rPr>
+          <w:sz w:val="18"/>
+          <w:szCs w:val="18"/>
+        </w:rPr>
+        <w:t>dniPropiedad</w:t>
+      </w:r>
+      <w:proofErr w:type="spellEnd"/>
+      <w:r>
+        <w:rPr>
+          <w:sz w:val="18"/>
+          <w:szCs w:val="18"/>
+        </w:rPr>
+        <w:t>}</w:t>
       </w:r>
       <w:r>
         <w:rPr>
@@ -1332,7 +1528,23 @@
           <w:sz w:val="18"/>
           <w:szCs w:val="18"/>
         </w:rPr>
-        <w:t>{dniDireccion}</w:t>
+        <w:t>{</w:t>
+      </w:r>
+      <w:proofErr w:type="spellStart"/>
+      <w:r>
+        <w:rPr>
+          <w:sz w:val="18"/>
+          <w:szCs w:val="18"/>
+        </w:rPr>
+        <w:t>dniDireccion</w:t>
+      </w:r>
+      <w:proofErr w:type="spellEnd"/>
+      <w:r>
+        <w:rPr>
+          <w:sz w:val="18"/>
+          <w:szCs w:val="18"/>
+        </w:rPr>
+        <w:t>}</w:t>
       </w:r>
       <w:r>
         <w:rPr>
@@ -1356,7 +1568,7 @@
           <w:sz w:val="18"/>
           <w:szCs w:val="18"/>
         </w:rPr>
-        <w:t xml:space="preserve">                                                                                                                                                  </w:t>
+        <w:t xml:space="preserve">                                                                                                                                               </w:t>
       </w:r>
       <w:r>
         <w:rPr>
@@ -1371,20 +1583,6 @@
           <w:szCs w:val="18"/>
         </w:rPr>
         <w:t xml:space="preserve">  </w:t>
-      </w:r>
-      <w:r>
-        <w:rPr>
-          <w:sz w:val="18"/>
-          <w:szCs w:val="18"/>
-        </w:rPr>
-        <w:t xml:space="preserve">Dirección de ejecución: </w:t>
-      </w:r>
-      <w:r>
-        <w:rPr>
-          <w:sz w:val="18"/>
-          <w:szCs w:val="18"/>
-        </w:rPr>
-        <w:t>{firmaEjecucion}</w:t>
       </w:r>
     </w:p>
     <w:p>
@@ -1401,14 +1599,44 @@
           <w:sz w:val="18"/>
           <w:szCs w:val="18"/>
         </w:rPr>
-        <w:t xml:space="preserve">                                                                                                                                                 </w:t>
-      </w:r>
-      <w:r>
-        <w:rPr>
-          <w:sz w:val="18"/>
-          <w:szCs w:val="18"/>
-        </w:rPr>
-        <w:t xml:space="preserve">             </w:t>
+        <w:t xml:space="preserve">                    </w:t>
+      </w:r>
+      <w:r>
+        <w:rPr>
+          <w:sz w:val="18"/>
+          <w:szCs w:val="18"/>
+        </w:rPr>
+        <w:t>{%</w:t>
+      </w:r>
+      <w:proofErr w:type="spellStart"/>
+      <w:r>
+        <w:rPr>
+          <w:sz w:val="18"/>
+          <w:szCs w:val="18"/>
+        </w:rPr>
+        <w:t>firma_const_img</w:t>
+      </w:r>
+      <w:proofErr w:type="spellEnd"/>
+      <w:r>
+        <w:rPr>
+          <w:sz w:val="18"/>
+          <w:szCs w:val="18"/>
+        </w:rPr>
+        <w:t>%}</w:t>
+      </w:r>
+      <w:r>
+        <w:rPr>
+          <w:sz w:val="18"/>
+          <w:szCs w:val="18"/>
+        </w:rPr>
+        <w:t xml:space="preserve">     </w:t>
+      </w:r>
+      <w:r>
+        <w:rPr>
+          <w:sz w:val="18"/>
+          <w:szCs w:val="18"/>
+        </w:rPr>
+        <w:t xml:space="preserve">                                 </w:t>
       </w:r>
       <w:r>
         <w:rPr>
@@ -1422,7 +1650,235 @@
           <w:sz w:val="18"/>
           <w:szCs w:val="18"/>
         </w:rPr>
-        <w:t xml:space="preserve">             </w:t>
+        <w:t>{%</w:t>
+      </w:r>
+      <w:proofErr w:type="spellStart"/>
+      <w:r>
+        <w:rPr>
+          <w:sz w:val="18"/>
+          <w:szCs w:val="18"/>
+        </w:rPr>
+        <w:t>firma_prop_img</w:t>
+      </w:r>
+      <w:proofErr w:type="spellEnd"/>
+      <w:r>
+        <w:rPr>
+          <w:sz w:val="18"/>
+          <w:szCs w:val="18"/>
+        </w:rPr>
+        <w:t>%}</w:t>
+      </w:r>
+      <w:r>
+        <w:rPr>
+          <w:sz w:val="18"/>
+          <w:szCs w:val="18"/>
+        </w:rPr>
+        <w:t xml:space="preserve"> </w:t>
+      </w:r>
+      <w:r>
+        <w:rPr>
+          <w:sz w:val="18"/>
+          <w:szCs w:val="18"/>
+        </w:rPr>
+        <w:t xml:space="preserve">                                               </w:t>
+      </w:r>
+      <w:r>
+        <w:rPr>
+          <w:sz w:val="18"/>
+          <w:szCs w:val="18"/>
+        </w:rPr>
+        <w:t xml:space="preserve">    </w:t>
+      </w:r>
+      <w:r>
+        <w:rPr>
+          <w:sz w:val="18"/>
+          <w:szCs w:val="18"/>
+        </w:rPr>
+        <w:t>{%</w:t>
+      </w:r>
+      <w:proofErr w:type="spellStart"/>
+      <w:r>
+        <w:rPr>
+          <w:sz w:val="18"/>
+          <w:szCs w:val="18"/>
+        </w:rPr>
+        <w:t>firma_dir_img</w:t>
+      </w:r>
+      <w:proofErr w:type="spellEnd"/>
+      <w:r>
+        <w:rPr>
+          <w:sz w:val="18"/>
+          <w:szCs w:val="18"/>
+        </w:rPr>
+        <w:t>%}</w:t>
+      </w:r>
+    </w:p>
+    <w:p>
+      <w:pPr>
+        <w:spacing w:after="0" w:line="240" w:lineRule="auto"/>
+        <w:jc w:val="both"/>
+        <w:rPr>
+          <w:sz w:val="18"/>
+          <w:szCs w:val="18"/>
+        </w:rPr>
+      </w:pPr>
+    </w:p>
+    <w:p>
+      <w:pPr>
+        <w:spacing w:after="0" w:line="240" w:lineRule="auto"/>
+        <w:ind w:left="709"/>
+        <w:jc w:val="both"/>
+        <w:rPr>
+          <w:sz w:val="18"/>
+          <w:szCs w:val="18"/>
+        </w:rPr>
+      </w:pPr>
+      <w:r>
+        <w:rPr>
+          <w:sz w:val="18"/>
+          <w:szCs w:val="18"/>
+        </w:rPr>
+        <w:t xml:space="preserve">                                                                                                                                                          </w:t>
+      </w:r>
+    </w:p>
+    <w:p>
+      <w:pPr>
+        <w:spacing w:after="0" w:line="240" w:lineRule="auto"/>
+        <w:ind w:left="709"/>
+        <w:jc w:val="both"/>
+        <w:rPr>
+          <w:sz w:val="18"/>
+          <w:szCs w:val="18"/>
+        </w:rPr>
+      </w:pPr>
+    </w:p>
+    <w:p>
+      <w:pPr>
+        <w:spacing w:after="0" w:line="240" w:lineRule="auto"/>
+        <w:ind w:left="709"/>
+        <w:jc w:val="both"/>
+        <w:rPr>
+          <w:sz w:val="18"/>
+          <w:szCs w:val="18"/>
+        </w:rPr>
+      </w:pPr>
+    </w:p>
+    <w:p>
+      <w:pPr>
+        <w:spacing w:after="0" w:line="240" w:lineRule="auto"/>
+        <w:ind w:left="709"/>
+        <w:jc w:val="both"/>
+        <w:rPr>
+          <w:sz w:val="18"/>
+          <w:szCs w:val="18"/>
+        </w:rPr>
+      </w:pPr>
+      <w:r>
+        <w:rPr>
+          <w:sz w:val="18"/>
+          <w:szCs w:val="18"/>
+        </w:rPr>
+        <w:t xml:space="preserve">                                    </w:t>
+      </w:r>
+    </w:p>
+    <w:p>
+      <w:pPr>
+        <w:spacing w:after="0" w:line="240" w:lineRule="auto"/>
+        <w:ind w:left="709"/>
+        <w:jc w:val="both"/>
+        <w:rPr>
+          <w:sz w:val="18"/>
+          <w:szCs w:val="18"/>
+        </w:rPr>
+      </w:pPr>
+      <w:r>
+        <w:rPr>
+          <w:sz w:val="18"/>
+          <w:szCs w:val="18"/>
+        </w:rPr>
+        <w:t xml:space="preserve">                                                                                                                                                           </w:t>
+      </w:r>
+      <w:r>
+        <w:rPr>
+          <w:sz w:val="18"/>
+          <w:szCs w:val="18"/>
+        </w:rPr>
+        <w:t xml:space="preserve">Dirección de ejecución: </w:t>
+      </w:r>
+      <w:r>
+        <w:rPr>
+          <w:sz w:val="18"/>
+          <w:szCs w:val="18"/>
+        </w:rPr>
+        <w:t>{</w:t>
+      </w:r>
+      <w:proofErr w:type="spellStart"/>
+      <w:r>
+        <w:rPr>
+          <w:sz w:val="18"/>
+          <w:szCs w:val="18"/>
+        </w:rPr>
+        <w:t>firmaEjecucion</w:t>
+      </w:r>
+      <w:proofErr w:type="spellEnd"/>
+      <w:r>
+        <w:rPr>
+          <w:sz w:val="18"/>
+          <w:szCs w:val="18"/>
+        </w:rPr>
+        <w:t>}</w:t>
+      </w:r>
+    </w:p>
+    <w:p>
+      <w:pPr>
+        <w:spacing w:after="0" w:line="240" w:lineRule="auto"/>
+        <w:jc w:val="both"/>
+        <w:rPr>
+          <w:sz w:val="18"/>
+          <w:szCs w:val="18"/>
+        </w:rPr>
+      </w:pPr>
+      <w:r>
+        <w:rPr>
+          <w:sz w:val="18"/>
+          <w:szCs w:val="18"/>
+        </w:rPr>
+        <w:t xml:space="preserve">                                                              </w:t>
+      </w:r>
+      <w:r>
+        <w:rPr>
+          <w:sz w:val="18"/>
+          <w:szCs w:val="18"/>
+        </w:rPr>
+        <w:t xml:space="preserve">     </w:t>
+      </w:r>
+      <w:r>
+        <w:rPr>
+          <w:sz w:val="18"/>
+          <w:szCs w:val="18"/>
+        </w:rPr>
+        <w:t xml:space="preserve">  </w:t>
+      </w:r>
+      <w:r>
+        <w:rPr>
+          <w:sz w:val="18"/>
+          <w:szCs w:val="18"/>
+        </w:rPr>
+        <w:t xml:space="preserve">            </w:t>
+      </w:r>
+      <w:r>
+        <w:rPr>
+          <w:sz w:val="18"/>
+          <w:szCs w:val="18"/>
+        </w:rPr>
+        <w:t xml:space="preserve">                                                                                          </w:t>
+      </w:r>
+      <w:r>
+        <w:rPr>
+          <w:sz w:val="18"/>
+          <w:szCs w:val="18"/>
+        </w:rPr>
+        <w:t xml:space="preserve"> </w:t>
       </w:r>
       <w:r>
         <w:rPr>
@@ -1439,7 +1895,73 @@
           <w:sz w:val="18"/>
           <w:szCs w:val="18"/>
         </w:rPr>
-        <w:t>{dniEjecucion}</w:t>
+        <w:t>{</w:t>
+      </w:r>
+      <w:proofErr w:type="spellStart"/>
+      <w:r>
+        <w:rPr>
+          <w:sz w:val="18"/>
+          <w:szCs w:val="18"/>
+        </w:rPr>
+        <w:t>dniEjecucion</w:t>
+      </w:r>
+      <w:proofErr w:type="spellEnd"/>
+      <w:r>
+        <w:rPr>
+          <w:sz w:val="18"/>
+          <w:szCs w:val="18"/>
+        </w:rPr>
+        <w:t>}</w:t>
+      </w:r>
+    </w:p>
+    <w:p>
+      <w:pPr>
+        <w:spacing w:after="0" w:line="240" w:lineRule="auto"/>
+        <w:jc w:val="both"/>
+        <w:rPr>
+          <w:sz w:val="18"/>
+          <w:szCs w:val="18"/>
+        </w:rPr>
+      </w:pPr>
+    </w:p>
+    <w:p>
+      <w:pPr>
+        <w:spacing w:after="0" w:line="240" w:lineRule="auto"/>
+        <w:jc w:val="both"/>
+        <w:rPr>
+          <w:sz w:val="18"/>
+          <w:szCs w:val="18"/>
+        </w:rPr>
+      </w:pPr>
+      <w:r>
+        <w:rPr>
+          <w:sz w:val="18"/>
+          <w:szCs w:val="18"/>
+        </w:rPr>
+        <w:t xml:space="preserve">                                                                                                                                                                                            </w:t>
+      </w:r>
+      <w:r>
+        <w:rPr>
+          <w:sz w:val="18"/>
+          <w:szCs w:val="18"/>
+        </w:rPr>
+        <w:t>{%</w:t>
+      </w:r>
+      <w:proofErr w:type="spellStart"/>
+      <w:r>
+        <w:rPr>
+          <w:sz w:val="18"/>
+          <w:szCs w:val="18"/>
+        </w:rPr>
+        <w:t>firma_ejec_img</w:t>
+      </w:r>
+      <w:proofErr w:type="spellEnd"/>
+      <w:r>
+        <w:rPr>
+          <w:sz w:val="18"/>
+          <w:szCs w:val="18"/>
+        </w:rPr>
+        <w:t>%}</w:t>
       </w:r>
     </w:p>
     <w:sectPr>
@@ -1695,7 +2217,23 @@
               <w:sz w:val="14"/>
               <w:szCs w:val="14"/>
             </w:rPr>
-            <w:t xml:space="preserve"> De acuerdo con lo establecido en la Ley Orgánica 3/2018//RGPD 2016/UE/679, le informamos que los Datos de Carácter Personal incorporados en la presente factura pasarán a formar parte de un fichero, automatizado o no, con Datos de Carácter Personal, cuyo responsable es ROSA MOHINO ESTUDIO DE ARQUITECTURA S.L. - CIF: B67900621., Dirección postal: Avenida de América nº 4 Sótano A CP28028 Madrid</w:t>
+            <w:t xml:space="preserve"> De acuerdo con lo establecido en la Ley Orgánica 3/2018//RGPD 2016/UE/679, le informamos que los Datos de Carácter Personal incorporados en la presente factura pasarán a formar parte de un fichero, automatizado o no, con Datos de Carácter Personal, cuyo responsable es ROSA MOHINO ESTUDIO DE ARQUITECTURA S.L. - CIF: B67900621., Dirección postal: Avenida de América </w:t>
+          </w:r>
+          <w:proofErr w:type="spellStart"/>
+          <w:r>
+            <w:rPr>
+              <w:sz w:val="14"/>
+              <w:szCs w:val="14"/>
+            </w:rPr>
+            <w:t>nº</w:t>
+          </w:r>
+          <w:proofErr w:type="spellEnd"/>
+          <w:r>
+            <w:rPr>
+              <w:sz w:val="14"/>
+              <w:szCs w:val="14"/>
+            </w:rPr>
+            <w:t xml:space="preserve"> 4 Sótano A CP28028 Madrid</w:t>
           </w:r>
         </w:p>
         <w:p>
@@ -1988,7 +2526,23 @@
         <w:sz w:val="14"/>
         <w:szCs w:val="14"/>
       </w:rPr>
-      <w:t xml:space="preserve"> De acuerdo con lo establecido en la Ley Orgánica 3/2018//RGPD 2016/UE/679, le informamos que los Datos de Carácter Personal incorporados en la presente factura pasarán a formar parte de un fichero, automatizado o no, con Datos de Carácter Personal, cuyo responsable es ROSA MOHINO ESTUDIO DE ARQUITECTURA S.L. - CIF: B67900621., Dirección postal: Avenida de América nº 4 Sótano A CP28028 Madrid</w:t>
+      <w:t xml:space="preserve"> De acuerdo con lo establecido en la Ley Orgánica 3/2018//RGPD 2016/UE/679, le informamos que los Datos de Carácter Personal incorporados en la presente factura pasarán a formar parte de un fichero, automatizado o no, con Datos de Carácter Personal, cuyo responsable es ROSA MOHINO ESTUDIO DE ARQUITECTURA S.L. - CIF: B67900621., Dirección postal: Avenida de América </w:t>
+    </w:r>
+    <w:proofErr w:type="spellStart"/>
+    <w:r>
+      <w:rPr>
+        <w:sz w:val="14"/>
+        <w:szCs w:val="14"/>
+      </w:rPr>
+      <w:t>nº</w:t>
+    </w:r>
+    <w:proofErr w:type="spellEnd"/>
+    <w:r>
+      <w:rPr>
+        <w:sz w:val="14"/>
+        <w:szCs w:val="14"/>
+      </w:rPr>
+      <w:t xml:space="preserve"> 4 Sótano A CP28028 Madrid</w:t>
     </w:r>
   </w:p>
   <w:p>
@@ -2568,8 +3122,17 @@
               <w:color w:val="505050"/>
               <w:lang w:val="pt-PT"/>
             </w:rPr>
-            <w:t>Rosa Mohino</w:t>
+            <w:t xml:space="preserve">Rosa </w:t>
           </w:r>
+          <w:proofErr w:type="spellStart"/>
+          <w:r>
+            <w:rPr>
+              <w:color w:val="505050"/>
+              <w:lang w:val="pt-PT"/>
+            </w:rPr>
+            <w:t>Mohino</w:t>
+          </w:r>
+          <w:proofErr w:type="spellEnd"/>
         </w:p>
         <w:p>
           <w:pPr>
@@ -2580,12 +3143,37 @@
               <w:lang w:val="pt-PT"/>
             </w:rPr>
           </w:pPr>
+          <w:proofErr w:type="spellStart"/>
           <w:r>
             <w:rPr>
               <w:color w:val="505050"/>
               <w:lang w:val="pt-PT"/>
             </w:rPr>
-            <w:t>Estudio de arquitectura S.L</w:t>
+            <w:t>Estudio</w:t>
+          </w:r>
+          <w:proofErr w:type="spellEnd"/>
+          <w:r>
+            <w:rPr>
+              <w:color w:val="505050"/>
+              <w:lang w:val="pt-PT"/>
+            </w:rPr>
+            <w:t xml:space="preserve"> de </w:t>
+          </w:r>
+          <w:proofErr w:type="spellStart"/>
+          <w:r>
+            <w:rPr>
+              <w:color w:val="505050"/>
+              <w:lang w:val="pt-PT"/>
+            </w:rPr>
+            <w:t>arquitectura</w:t>
+          </w:r>
+          <w:proofErr w:type="spellEnd"/>
+          <w:r>
+            <w:rPr>
+              <w:color w:val="505050"/>
+              <w:lang w:val="pt-PT"/>
+            </w:rPr>
+            <w:t xml:space="preserve"> S.L</w:t>
           </w:r>
         </w:p>
         <w:p>
@@ -2749,12 +3337,21 @@
               <w:lang w:val="en-US"/>
             </w:rPr>
           </w:pPr>
+          <w:proofErr w:type="spellStart"/>
           <w:r>
             <w:rPr>
               <w:color w:val="505050"/>
               <w:lang w:val="pt-PT"/>
             </w:rPr>
-            <w:t xml:space="preserve">Avda. de América nº4. </w:t>
+            <w:t>Avda</w:t>
+          </w:r>
+          <w:proofErr w:type="spellEnd"/>
+          <w:r>
+            <w:rPr>
+              <w:color w:val="505050"/>
+              <w:lang w:val="pt-PT"/>
+            </w:rPr>
+            <w:t xml:space="preserve">. de América nº4. </w:t>
           </w:r>
           <w:r>
             <w:rPr>
